--- a/public/templates/security-airports-issue.docx
+++ b/public/templates/security-airports-issue.docx
@@ -124,8 +124,6 @@
           </w14:textFill>
         </w:rPr>
       </w:pPr>
-      <w:bookmarkStart w:id="1" w:name="_GoBack"/>
-      <w:bookmarkEnd w:id="1"/>
       <w:r>
         <w:rPr>
           <w:rFonts w:ascii="Baloo Bhaijaan 2 ExtraBold" w:hAnsi="Baloo Bhaijaan 2 ExtraBold" w:cs="Baloo Bhaijaan 2 ExtraBold"/>
@@ -406,10 +404,16 @@
           </w:tcPr>
           <w:p>
             <w:pPr>
+              <w:keepNext w:val="0"/>
+              <w:keepLines w:val="0"/>
+              <w:widowControl/>
+              <w:suppressLineNumbers w:val="0"/>
               <w:bidi/>
+              <w:spacing w:before="0" w:beforeAutospacing="0" w:afterAutospacing="0"/>
+              <w:ind w:left="0" w:right="0"/>
               <w:jc w:val="center"/>
               <w:rPr>
-                <w:rFonts w:ascii="Baloo Bhaijaan 2 ExtraBold" w:hAnsi="Baloo Bhaijaan 2 ExtraBold" w:cs="Baloo Bhaijaan 2 ExtraBold"/>
+                <w:rFonts w:hint="eastAsia" w:ascii="Baloo Bhaijaan 2 ExtraBold" w:hAnsi="Baloo Bhaijaan 2 ExtraBold" w:cs="Baloo Bhaijaan 2 ExtraBold"/>
                 <w:b/>
                 <w:bCs/>
                 <w:color w:val="000000" w:themeColor="text1"/>
@@ -425,7 +429,7 @@
             </w:pPr>
             <w:r>
               <w:rPr>
-                <w:rFonts w:ascii="Baloo Bhaijaan 2 ExtraBold" w:hAnsi="Baloo Bhaijaan 2 ExtraBold" w:cs="Baloo Bhaijaan 2 ExtraBold"/>
+                <w:rFonts w:hint="eastAsia" w:ascii="Baloo Bhaijaan 2 ExtraBold" w:hAnsi="Baloo Bhaijaan 2 ExtraBold" w:cs="Baloo Bhaijaan 2 ExtraBold"/>
                 <w:b/>
                 <w:bCs/>
                 <w:color w:val="000000" w:themeColor="text1"/>
@@ -449,10 +453,16 @@
           </w:tcPr>
           <w:p>
             <w:pPr>
+              <w:keepNext w:val="0"/>
+              <w:keepLines w:val="0"/>
+              <w:widowControl/>
+              <w:suppressLineNumbers w:val="0"/>
               <w:bidi/>
+              <w:spacing w:before="0" w:beforeAutospacing="0" w:afterAutospacing="0"/>
+              <w:ind w:left="0" w:right="0"/>
               <w:jc w:val="center"/>
               <w:rPr>
-                <w:rFonts w:ascii="Baloo Bhaijaan 2 ExtraBold" w:hAnsi="Baloo Bhaijaan 2 ExtraBold" w:cs="Baloo Bhaijaan 2 ExtraBold"/>
+                <w:rFonts w:hint="eastAsia" w:ascii="Baloo Bhaijaan 2 ExtraBold" w:hAnsi="Baloo Bhaijaan 2 ExtraBold" w:cs="Baloo Bhaijaan 2 ExtraBold"/>
                 <w:b/>
                 <w:bCs/>
                 <w:color w:val="000000" w:themeColor="text1"/>
@@ -468,7 +478,7 @@
             </w:pPr>
             <w:r>
               <w:rPr>
-                <w:rFonts w:ascii="Baloo Bhaijaan 2 ExtraBold" w:hAnsi="Baloo Bhaijaan 2 ExtraBold" w:cs="Baloo Bhaijaan 2 ExtraBold"/>
+                <w:rFonts w:hint="eastAsia" w:ascii="Baloo Bhaijaan 2 ExtraBold" w:hAnsi="Baloo Bhaijaan 2 ExtraBold" w:cs="Baloo Bhaijaan 2 ExtraBold"/>
                 <w:b/>
                 <w:bCs/>
                 <w:color w:val="000000" w:themeColor="text1"/>
@@ -492,10 +502,16 @@
           </w:tcPr>
           <w:p>
             <w:pPr>
+              <w:keepNext w:val="0"/>
+              <w:keepLines w:val="0"/>
+              <w:widowControl/>
+              <w:suppressLineNumbers w:val="0"/>
               <w:bidi/>
+              <w:spacing w:before="0" w:beforeAutospacing="0" w:afterAutospacing="0"/>
+              <w:ind w:left="0" w:right="0"/>
               <w:jc w:val="center"/>
               <w:rPr>
-                <w:rFonts w:ascii="Baloo Bhaijaan 2 ExtraBold" w:hAnsi="Baloo Bhaijaan 2 ExtraBold" w:cs="Baloo Bhaijaan 2 ExtraBold"/>
+                <w:rFonts w:hint="eastAsia" w:ascii="Baloo Bhaijaan 2 ExtraBold" w:hAnsi="Baloo Bhaijaan 2 ExtraBold" w:cs="Baloo Bhaijaan 2 ExtraBold"/>
                 <w:b/>
                 <w:bCs/>
                 <w:color w:val="000000" w:themeColor="text1"/>
@@ -511,7 +527,7 @@
             </w:pPr>
             <w:r>
               <w:rPr>
-                <w:rFonts w:ascii="Baloo Bhaijaan 2 ExtraBold" w:hAnsi="Baloo Bhaijaan 2 ExtraBold" w:cs="Baloo Bhaijaan 2 ExtraBold"/>
+                <w:rFonts w:hint="eastAsia" w:ascii="Baloo Bhaijaan 2 ExtraBold" w:hAnsi="Baloo Bhaijaan 2 ExtraBold" w:cs="Baloo Bhaijaan 2 ExtraBold"/>
                 <w:b/>
                 <w:bCs/>
                 <w:color w:val="000000" w:themeColor="text1"/>
@@ -535,10 +551,16 @@
           </w:tcPr>
           <w:p>
             <w:pPr>
+              <w:keepNext w:val="0"/>
+              <w:keepLines w:val="0"/>
+              <w:widowControl/>
+              <w:suppressLineNumbers w:val="0"/>
               <w:bidi/>
+              <w:spacing w:before="0" w:beforeAutospacing="0" w:afterAutospacing="0"/>
+              <w:ind w:left="0" w:right="0"/>
               <w:jc w:val="center"/>
               <w:rPr>
-                <w:rFonts w:ascii="Baloo Bhaijaan 2 ExtraBold" w:hAnsi="Baloo Bhaijaan 2 ExtraBold" w:cs="Baloo Bhaijaan 2 ExtraBold"/>
+                <w:rFonts w:hint="eastAsia" w:ascii="Baloo Bhaijaan 2 ExtraBold" w:hAnsi="Baloo Bhaijaan 2 ExtraBold" w:cs="Baloo Bhaijaan 2 ExtraBold"/>
                 <w:b/>
                 <w:bCs/>
                 <w:color w:val="000000" w:themeColor="text1"/>
@@ -554,7 +576,7 @@
             </w:pPr>
             <w:r>
               <w:rPr>
-                <w:rFonts w:ascii="Baloo Bhaijaan 2 ExtraBold" w:hAnsi="Baloo Bhaijaan 2 ExtraBold" w:cs="Baloo Bhaijaan 2 ExtraBold"/>
+                <w:rFonts w:hint="eastAsia" w:ascii="Baloo Bhaijaan 2 ExtraBold" w:hAnsi="Baloo Bhaijaan 2 ExtraBold" w:cs="Baloo Bhaijaan 2 ExtraBold"/>
                 <w:b/>
                 <w:bCs/>
                 <w:color w:val="000000" w:themeColor="text1"/>
@@ -578,10 +600,16 @@
           </w:tcPr>
           <w:p>
             <w:pPr>
+              <w:keepNext w:val="0"/>
+              <w:keepLines w:val="0"/>
+              <w:widowControl/>
+              <w:suppressLineNumbers w:val="0"/>
               <w:bidi/>
+              <w:spacing w:before="0" w:beforeAutospacing="0" w:afterAutospacing="0"/>
+              <w:ind w:left="0" w:right="0"/>
               <w:jc w:val="center"/>
               <w:rPr>
-                <w:rFonts w:ascii="Baloo Bhaijaan 2 ExtraBold" w:hAnsi="Baloo Bhaijaan 2 ExtraBold" w:cs="Baloo Bhaijaan 2 ExtraBold"/>
+                <w:rFonts w:hint="eastAsia" w:ascii="Baloo Bhaijaan 2 ExtraBold" w:hAnsi="Baloo Bhaijaan 2 ExtraBold" w:cs="Baloo Bhaijaan 2 ExtraBold"/>
                 <w:b/>
                 <w:bCs/>
                 <w:color w:val="000000" w:themeColor="text1"/>
@@ -597,7 +625,7 @@
             </w:pPr>
             <w:r>
               <w:rPr>
-                <w:rFonts w:ascii="Baloo Bhaijaan 2 ExtraBold" w:hAnsi="Baloo Bhaijaan 2 ExtraBold" w:cs="Baloo Bhaijaan 2 ExtraBold"/>
+                <w:rFonts w:hint="eastAsia" w:ascii="Baloo Bhaijaan 2 ExtraBold" w:hAnsi="Baloo Bhaijaan 2 ExtraBold" w:cs="Baloo Bhaijaan 2 ExtraBold"/>
                 <w:b/>
                 <w:bCs/>
                 <w:color w:val="000000" w:themeColor="text1"/>
@@ -643,9 +671,15 @@
           </w:tcPr>
           <w:p>
             <w:pPr>
+              <w:keepNext w:val="0"/>
+              <w:keepLines w:val="0"/>
+              <w:widowControl/>
+              <w:suppressLineNumbers w:val="0"/>
+              <w:spacing w:before="0" w:beforeAutospacing="0" w:afterAutospacing="0"/>
+              <w:ind w:left="0" w:right="0"/>
               <w:jc w:val="center"/>
               <w:rPr>
-                <w:rFonts w:ascii="Baloo Bhaijaan 2" w:hAnsi="Baloo Bhaijaan 2" w:cs="Baloo Bhaijaan 2"/>
+                <w:rFonts w:hint="eastAsia" w:ascii="Baloo Bhaijaan 2" w:hAnsi="Baloo Bhaijaan 2" w:cs="Baloo Bhaijaan 2"/>
                 <w:color w:val="000000" w:themeColor="text1"/>
                 <w:sz w:val="20"/>
                 <w:szCs w:val="20"/>
@@ -665,9 +699,15 @@
           </w:tcPr>
           <w:p>
             <w:pPr>
+              <w:keepNext w:val="0"/>
+              <w:keepLines w:val="0"/>
+              <w:widowControl/>
+              <w:suppressLineNumbers w:val="0"/>
+              <w:spacing w:before="0" w:beforeAutospacing="0" w:afterAutospacing="0"/>
+              <w:ind w:left="0" w:right="0"/>
               <w:jc w:val="center"/>
               <w:rPr>
-                <w:rFonts w:ascii="Baloo Bhaijaan 2" w:hAnsi="Baloo Bhaijaan 2" w:cs="Baloo Bhaijaan 2"/>
+                <w:rFonts w:hint="eastAsia" w:ascii="Baloo Bhaijaan 2" w:hAnsi="Baloo Bhaijaan 2" w:cs="Baloo Bhaijaan 2"/>
                 <w:sz w:val="20"/>
                 <w:szCs w:val="20"/>
                 <w:rtl/>
@@ -681,9 +721,15 @@
           </w:tcPr>
           <w:p>
             <w:pPr>
+              <w:keepNext w:val="0"/>
+              <w:keepLines w:val="0"/>
+              <w:widowControl/>
+              <w:suppressLineNumbers w:val="0"/>
+              <w:spacing w:before="0" w:beforeAutospacing="0" w:afterAutospacing="0"/>
+              <w:ind w:left="0" w:right="0"/>
               <w:jc w:val="center"/>
               <w:rPr>
-                <w:rFonts w:ascii="Baloo Bhaijaan 2" w:hAnsi="Baloo Bhaijaan 2" w:cs="Baloo Bhaijaan 2"/>
+                <w:rFonts w:hint="eastAsia" w:ascii="Baloo Bhaijaan 2" w:hAnsi="Baloo Bhaijaan 2" w:cs="Baloo Bhaijaan 2"/>
                 <w:sz w:val="20"/>
                 <w:szCs w:val="20"/>
                 <w:rtl/>
@@ -697,9 +743,15 @@
           </w:tcPr>
           <w:p>
             <w:pPr>
+              <w:keepNext w:val="0"/>
+              <w:keepLines w:val="0"/>
+              <w:widowControl/>
+              <w:suppressLineNumbers w:val="0"/>
+              <w:spacing w:before="0" w:beforeAutospacing="0" w:afterAutospacing="0"/>
+              <w:ind w:left="0" w:right="0"/>
               <w:jc w:val="center"/>
               <w:rPr>
-                <w:rFonts w:ascii="Baloo Bhaijaan 2" w:hAnsi="Baloo Bhaijaan 2" w:cs="Baloo Bhaijaan 2"/>
+                <w:rFonts w:hint="eastAsia" w:ascii="Baloo Bhaijaan 2" w:hAnsi="Baloo Bhaijaan 2" w:cs="Baloo Bhaijaan 2"/>
                 <w:color w:val="000000" w:themeColor="text1"/>
                 <w:sz w:val="20"/>
                 <w:szCs w:val="20"/>
@@ -711,15 +763,8 @@
                 </w14:textFill>
               </w:rPr>
             </w:pPr>
-            <w:r>
-              <w:rPr>
-                <w:rFonts w:ascii="Baloo Bhaijaan 2" w:hAnsi="Baloo Bhaijaan 2" w:cs="Baloo Bhaijaan 2"/>
-                <w:sz w:val="20"/>
-                <w:szCs w:val="20"/>
-                <w:rtl/>
-              </w:rPr>
-              <w:t>انهاء اجراءات الركاب والطائرات</w:t>
-            </w:r>
+            <w:bookmarkStart w:id="1" w:name="_GoBack"/>
+            <w:bookmarkEnd w:id="1"/>
           </w:p>
         </w:tc>
         <w:tc>
@@ -728,9 +773,15 @@
           </w:tcPr>
           <w:p>
             <w:pPr>
+              <w:keepNext w:val="0"/>
+              <w:keepLines w:val="0"/>
+              <w:widowControl/>
+              <w:suppressLineNumbers w:val="0"/>
+              <w:spacing w:before="0" w:beforeAutospacing="0" w:afterAutospacing="0"/>
+              <w:ind w:left="0" w:right="0"/>
               <w:jc w:val="center"/>
               <w:rPr>
-                <w:rFonts w:ascii="Baloo Bhaijaan 2" w:hAnsi="Baloo Bhaijaan 2" w:cs="Baloo Bhaijaan 2"/>
+                <w:rFonts w:hint="eastAsia" w:ascii="Baloo Bhaijaan 2" w:hAnsi="Baloo Bhaijaan 2" w:cs="Baloo Bhaijaan 2"/>
                 <w:color w:val="000000" w:themeColor="text1"/>
                 <w:sz w:val="20"/>
                 <w:szCs w:val="20"/>
@@ -742,15 +793,6 @@
                 </w14:textFill>
               </w:rPr>
             </w:pPr>
-            <w:r>
-              <w:rPr>
-                <w:rFonts w:ascii="Baloo Bhaijaan 2" w:hAnsi="Baloo Bhaijaan 2" w:cs="Baloo Bhaijaan 2"/>
-                <w:sz w:val="20"/>
-                <w:szCs w:val="20"/>
-                <w:rtl/>
-              </w:rPr>
-              <w:t>عموم مطارات</w:t>
-            </w:r>
           </w:p>
         </w:tc>
       </w:tr>
@@ -782,9 +824,15 @@
           </w:tcPr>
           <w:p>
             <w:pPr>
+              <w:keepNext w:val="0"/>
+              <w:keepLines w:val="0"/>
+              <w:widowControl/>
+              <w:suppressLineNumbers w:val="0"/>
+              <w:spacing w:before="0" w:beforeAutospacing="0" w:afterAutospacing="0"/>
+              <w:ind w:left="0" w:right="0"/>
               <w:jc w:val="center"/>
               <w:rPr>
-                <w:rFonts w:ascii="Baloo Bhaijaan 2" w:hAnsi="Baloo Bhaijaan 2" w:cs="Baloo Bhaijaan 2"/>
+                <w:rFonts w:hint="eastAsia" w:ascii="Baloo Bhaijaan 2" w:hAnsi="Baloo Bhaijaan 2" w:cs="Baloo Bhaijaan 2"/>
                 <w:color w:val="000000" w:themeColor="text1"/>
                 <w:sz w:val="20"/>
                 <w:szCs w:val="20"/>
@@ -805,9 +853,15 @@
           </w:tcPr>
           <w:p>
             <w:pPr>
+              <w:keepNext w:val="0"/>
+              <w:keepLines w:val="0"/>
+              <w:widowControl/>
+              <w:suppressLineNumbers w:val="0"/>
+              <w:spacing w:before="0" w:beforeAutospacing="0" w:afterAutospacing="0"/>
+              <w:ind w:left="0" w:right="0"/>
               <w:jc w:val="center"/>
               <w:rPr>
-                <w:rFonts w:ascii="Baloo Bhaijaan 2" w:hAnsi="Baloo Bhaijaan 2" w:cs="Baloo Bhaijaan 2"/>
+                <w:rFonts w:hint="eastAsia" w:ascii="Baloo Bhaijaan 2" w:hAnsi="Baloo Bhaijaan 2" w:cs="Baloo Bhaijaan 2"/>
                 <w:sz w:val="20"/>
                 <w:szCs w:val="20"/>
                 <w:rtl/>
@@ -821,9 +875,15 @@
           </w:tcPr>
           <w:p>
             <w:pPr>
+              <w:keepNext w:val="0"/>
+              <w:keepLines w:val="0"/>
+              <w:widowControl/>
+              <w:suppressLineNumbers w:val="0"/>
+              <w:spacing w:before="0" w:beforeAutospacing="0" w:afterAutospacing="0"/>
+              <w:ind w:left="0" w:right="0"/>
               <w:jc w:val="center"/>
               <w:rPr>
-                <w:rFonts w:ascii="Baloo Bhaijaan 2" w:hAnsi="Baloo Bhaijaan 2" w:cs="Baloo Bhaijaan 2"/>
+                <w:rFonts w:hint="eastAsia" w:ascii="Baloo Bhaijaan 2" w:hAnsi="Baloo Bhaijaan 2" w:cs="Baloo Bhaijaan 2"/>
                 <w:sz w:val="20"/>
                 <w:szCs w:val="20"/>
                 <w:rtl/>
@@ -837,9 +897,15 @@
           </w:tcPr>
           <w:p>
             <w:pPr>
+              <w:keepNext w:val="0"/>
+              <w:keepLines w:val="0"/>
+              <w:widowControl/>
+              <w:suppressLineNumbers w:val="0"/>
+              <w:spacing w:before="0" w:beforeAutospacing="0" w:afterAutospacing="0"/>
+              <w:ind w:left="0" w:right="0"/>
               <w:jc w:val="center"/>
               <w:rPr>
-                <w:rFonts w:ascii="Baloo Bhaijaan 2" w:hAnsi="Baloo Bhaijaan 2" w:cs="Baloo Bhaijaan 2"/>
+                <w:rFonts w:hint="eastAsia" w:ascii="Baloo Bhaijaan 2" w:hAnsi="Baloo Bhaijaan 2" w:cs="Baloo Bhaijaan 2"/>
                 <w:color w:val="000000" w:themeColor="text1"/>
                 <w:sz w:val="20"/>
                 <w:szCs w:val="20"/>
@@ -851,15 +917,6 @@
                 </w14:textFill>
               </w:rPr>
             </w:pPr>
-            <w:r>
-              <w:rPr>
-                <w:rFonts w:ascii="Baloo Bhaijaan 2" w:hAnsi="Baloo Bhaijaan 2" w:cs="Baloo Bhaijaan 2"/>
-                <w:sz w:val="20"/>
-                <w:szCs w:val="20"/>
-                <w:rtl/>
-              </w:rPr>
-              <w:t>انهاء اجراءات الركاب والطائرات</w:t>
-            </w:r>
           </w:p>
         </w:tc>
         <w:tc>
@@ -868,9 +925,15 @@
           </w:tcPr>
           <w:p>
             <w:pPr>
+              <w:keepNext w:val="0"/>
+              <w:keepLines w:val="0"/>
+              <w:widowControl/>
+              <w:suppressLineNumbers w:val="0"/>
+              <w:spacing w:before="0" w:beforeAutospacing="0" w:afterAutospacing="0"/>
+              <w:ind w:left="0" w:right="0"/>
               <w:jc w:val="center"/>
               <w:rPr>
-                <w:rFonts w:ascii="Baloo Bhaijaan 2" w:hAnsi="Baloo Bhaijaan 2" w:cs="Baloo Bhaijaan 2"/>
+                <w:rFonts w:hint="eastAsia" w:ascii="Baloo Bhaijaan 2" w:hAnsi="Baloo Bhaijaan 2" w:cs="Baloo Bhaijaan 2"/>
                 <w:color w:val="000000" w:themeColor="text1"/>
                 <w:sz w:val="20"/>
                 <w:szCs w:val="20"/>
@@ -882,15 +945,6 @@
                 </w14:textFill>
               </w:rPr>
             </w:pPr>
-            <w:r>
-              <w:rPr>
-                <w:rFonts w:ascii="Baloo Bhaijaan 2" w:hAnsi="Baloo Bhaijaan 2" w:cs="Baloo Bhaijaan 2"/>
-                <w:sz w:val="20"/>
-                <w:szCs w:val="20"/>
-                <w:rtl/>
-              </w:rPr>
-              <w:t>عموم مطارات</w:t>
-            </w:r>
           </w:p>
         </w:tc>
       </w:tr>
@@ -1280,7 +1334,7 @@
     <w:lsdException w:uiPriority="99" w:name="Normal Indent"/>
     <w:lsdException w:uiPriority="99" w:name="footnote text"/>
     <w:lsdException w:uiPriority="99" w:name="annotation text"/>
-    <w:lsdException w:uiPriority="99" w:semiHidden="0" w:name="header"/>
+    <w:lsdException w:qFormat="1" w:uiPriority="99" w:semiHidden="0" w:name="header"/>
     <w:lsdException w:qFormat="1" w:uiPriority="99" w:semiHidden="0" w:name="footer"/>
     <w:lsdException w:uiPriority="99" w:name="index heading"/>
     <w:lsdException w:qFormat="1" w:unhideWhenUsed="0" w:uiPriority="0" w:semiHidden="0" w:name="caption"/>
@@ -1292,7 +1346,7 @@
     <w:lsdException w:uiPriority="99" w:name="line number"/>
     <w:lsdException w:uiPriority="99" w:name="page number"/>
     <w:lsdException w:qFormat="1" w:uiPriority="99" w:semiHidden="0" w:name="endnote reference"/>
-    <w:lsdException w:uiPriority="99" w:semiHidden="0" w:name="endnote text"/>
+    <w:lsdException w:qFormat="1" w:uiPriority="99" w:semiHidden="0" w:name="endnote text"/>
     <w:lsdException w:uiPriority="99" w:name="table of authorities"/>
     <w:lsdException w:uiPriority="99" w:name="macro"/>
     <w:lsdException w:uiPriority="99" w:name="toa heading"/>
@@ -1352,18 +1406,18 @@
     <w:lsdException w:uiPriority="99" w:name="HTML Sample"/>
     <w:lsdException w:uiPriority="99" w:name="HTML Typewriter"/>
     <w:lsdException w:uiPriority="99" w:name="HTML Variable"/>
-    <w:lsdException w:uiPriority="99" w:name="Normal Table"/>
+    <w:lsdException w:qFormat="1" w:uiPriority="99" w:name="Normal Table"/>
     <w:lsdException w:uiPriority="99" w:name="annotation subject"/>
     <w:lsdException w:uiPriority="99" w:name="Table Simple 1"/>
     <w:lsdException w:uiPriority="99" w:name="Table Simple 2"/>
     <w:lsdException w:uiPriority="99" w:name="Table Simple 3"/>
-    <w:lsdException w:unhideWhenUsed="0" w:uiPriority="0" w:semiHidden="0" w:name="Table Classic 1"/>
+    <w:lsdException w:qFormat="1" w:unhideWhenUsed="0" w:uiPriority="0" w:semiHidden="0" w:name="Table Classic 1"/>
     <w:lsdException w:uiPriority="99" w:name="Table Classic 2"/>
     <w:lsdException w:uiPriority="99" w:name="Table Classic 3"/>
     <w:lsdException w:uiPriority="99" w:name="Table Classic 4"/>
-    <w:lsdException w:unhideWhenUsed="0" w:uiPriority="0" w:semiHidden="0" w:name="Table Colorful 1"/>
+    <w:lsdException w:qFormat="1" w:unhideWhenUsed="0" w:uiPriority="0" w:semiHidden="0" w:name="Table Colorful 1"/>
     <w:lsdException w:uiPriority="99" w:name="Table Colorful 2"/>
-    <w:lsdException w:unhideWhenUsed="0" w:uiPriority="0" w:semiHidden="0" w:name="Table Colorful 3"/>
+    <w:lsdException w:qFormat="1" w:unhideWhenUsed="0" w:uiPriority="0" w:semiHidden="0" w:name="Table Colorful 3"/>
     <w:lsdException w:uiPriority="99" w:name="Table Columns 1"/>
     <w:lsdException w:uiPriority="99" w:name="Table Columns 2"/>
     <w:lsdException w:uiPriority="99" w:name="Table Columns 3"/>
@@ -1386,9 +1440,9 @@
     <w:lsdException w:uiPriority="99" w:name="Table List 7"/>
     <w:lsdException w:unhideWhenUsed="0" w:uiPriority="0" w:semiHidden="0" w:name="Table List 8"/>
     <w:lsdException w:uiPriority="99" w:name="Table 3D effects 1"/>
-    <w:lsdException w:unhideWhenUsed="0" w:uiPriority="0" w:semiHidden="0" w:name="Table 3D effects 2"/>
-    <w:lsdException w:unhideWhenUsed="0" w:uiPriority="0" w:semiHidden="0" w:name="Table 3D effects 3"/>
-    <w:lsdException w:unhideWhenUsed="0" w:uiPriority="0" w:semiHidden="0" w:name="Table Contemporary"/>
+    <w:lsdException w:qFormat="1" w:unhideWhenUsed="0" w:uiPriority="0" w:semiHidden="0" w:name="Table 3D effects 2"/>
+    <w:lsdException w:qFormat="1" w:unhideWhenUsed="0" w:uiPriority="0" w:semiHidden="0" w:name="Table 3D effects 3"/>
+    <w:lsdException w:qFormat="1" w:unhideWhenUsed="0" w:uiPriority="0" w:semiHidden="0" w:name="Table Contemporary"/>
     <w:lsdException w:qFormat="1" w:unhideWhenUsed="0" w:uiPriority="0" w:semiHidden="0" w:name="Table Elegant"/>
     <w:lsdException w:uiPriority="99" w:name="Table Professional"/>
     <w:lsdException w:uiPriority="99" w:name="Table Subtle 1"/>
@@ -1396,8 +1450,8 @@
     <w:lsdException w:uiPriority="99" w:name="Table Web 1"/>
     <w:lsdException w:qFormat="1" w:unhideWhenUsed="0" w:uiPriority="0" w:semiHidden="0" w:name="Table Web 2"/>
     <w:lsdException w:qFormat="1" w:unhideWhenUsed="0" w:uiPriority="0" w:semiHidden="0" w:name="Table Web 3"/>
-    <w:lsdException w:unhideWhenUsed="0" w:uiPriority="0" w:name="Balloon Text"/>
-    <w:lsdException w:unhideWhenUsed="0" w:uiPriority="39" w:semiHidden="0" w:name="Table Grid"/>
+    <w:lsdException w:qFormat="1" w:unhideWhenUsed="0" w:uiPriority="0" w:name="Balloon Text"/>
+    <w:lsdException w:qFormat="1" w:unhideWhenUsed="0" w:uiPriority="39" w:semiHidden="0" w:name="Table Grid"/>
     <w:lsdException w:uiPriority="99" w:name="Table Theme"/>
     <w:lsdException w:unhideWhenUsed="0" w:uiPriority="60" w:semiHidden="0" w:name="Light Shading"/>
     <w:lsdException w:unhideWhenUsed="0" w:uiPriority="61" w:semiHidden="0" w:name="Light List"/>
@@ -1660,6 +1714,7 @@
     <w:name w:val="Normal Table"/>
     <w:semiHidden/>
     <w:unhideWhenUsed/>
+    <w:qFormat/>
     <w:uiPriority w:val="99"/>
     <w:pPr>
       <w:keepNext w:val="0"/>
@@ -1688,6 +1743,7 @@
     <w:basedOn w:val="1"/>
     <w:link w:val="40"/>
     <w:semiHidden/>
+    <w:qFormat/>
     <w:uiPriority w:val="0"/>
     <w:rPr>
       <w:rFonts w:ascii="Tahoma" w:hAnsi="Tahoma" w:cs="Tahoma"/>
@@ -1741,6 +1797,7 @@
     <w:basedOn w:val="1"/>
     <w:link w:val="33"/>
     <w:unhideWhenUsed/>
+    <w:qFormat/>
     <w:uiPriority w:val="99"/>
     <w:rPr>
       <w:sz w:val="20"/>
@@ -1766,6 +1823,7 @@
     <w:basedOn w:val="1"/>
     <w:link w:val="31"/>
     <w:unhideWhenUsed/>
+    <w:qFormat/>
     <w:uiPriority w:val="99"/>
     <w:pPr>
       <w:tabs>
@@ -1777,6 +1835,7 @@
   <w:style w:type="table" w:styleId="18">
     <w:name w:val="Table 3D effects 2"/>
     <w:basedOn w:val="10"/>
+    <w:qFormat/>
     <w:uiPriority w:val="0"/>
     <w:pPr>
       <w:spacing w:after="0" w:line="240" w:lineRule="auto"/>
@@ -1857,6 +1916,7 @@
   <w:style w:type="table" w:styleId="19">
     <w:name w:val="Table 3D effects 3"/>
     <w:basedOn w:val="10"/>
+    <w:qFormat/>
     <w:uiPriority w:val="0"/>
     <w:pPr>
       <w:spacing w:after="0" w:line="240" w:lineRule="auto"/>
@@ -1953,6 +2013,7 @@
   <w:style w:type="table" w:styleId="20">
     <w:name w:val="Table Classic 1"/>
     <w:basedOn w:val="10"/>
+    <w:qFormat/>
     <w:uiPriority w:val="0"/>
     <w:pPr>
       <w:spacing w:after="0" w:line="240" w:lineRule="auto"/>
@@ -2042,6 +2103,7 @@
   <w:style w:type="table" w:styleId="21">
     <w:name w:val="Table Colorful 1"/>
     <w:basedOn w:val="10"/>
+    <w:qFormat/>
     <w:uiPriority w:val="0"/>
     <w:pPr>
       <w:spacing w:after="0" w:line="240" w:lineRule="auto"/>
@@ -2127,6 +2189,7 @@
   <w:style w:type="table" w:styleId="22">
     <w:name w:val="Table Colorful 3"/>
     <w:basedOn w:val="10"/>
+    <w:qFormat/>
     <w:uiPriority w:val="0"/>
     <w:pPr>
       <w:spacing w:after="0" w:line="240" w:lineRule="auto"/>
@@ -2192,6 +2255,7 @@
   <w:style w:type="table" w:styleId="23">
     <w:name w:val="Table Contemporary"/>
     <w:basedOn w:val="10"/>
+    <w:qFormat/>
     <w:uiPriority w:val="0"/>
     <w:pPr>
       <w:spacing w:after="0" w:line="240" w:lineRule="auto"/>
@@ -2296,6 +2360,7 @@
   <w:style w:type="table" w:styleId="25">
     <w:name w:val="Table Grid"/>
     <w:basedOn w:val="10"/>
+    <w:qFormat/>
     <w:uiPriority w:val="39"/>
     <w:pPr>
       <w:spacing w:after="0" w:line="240" w:lineRule="auto"/>
